--- a/Documentation/Iteration02/relatorio_gestao_pilotos_fsoft.docx
+++ b/Documentation/Iteration02/relatorio_gestao_pilotos_fsoft.docx
@@ -1,6 +1,6 @@
 
 <file path=word/document.xml><?xml version="1.0" encoding="utf-8"?>
-<w:document xmlns:wpc="http://schemas.microsoft.com/office/word/2010/wordprocessingCanvas" xmlns:cx="http://schemas.microsoft.com/office/drawing/2014/chartex" xmlns:cx1="http://schemas.microsoft.com/office/drawing/2015/9/8/chartex" xmlns:cx2="http://schemas.microsoft.com/office/drawing/2015/10/21/chartex" xmlns:cx3="http://schemas.microsoft.com/office/drawing/2016/5/9/chartex" xmlns:cx4="http://schemas.microsoft.com/office/drawing/2016/5/10/chartex" xmlns:cx5="http://schemas.microsoft.com/office/drawing/2016/5/11/chartex" xmlns:cx6="http://schemas.microsoft.com/office/drawing/2016/5/12/chartex" xmlns:cx7="http://schemas.microsoft.com/office/drawing/2016/5/13/chartex" xmlns:cx8="http://schemas.microsoft.com/office/drawing/2016/5/14/chartex" xmlns:mc="http://schemas.openxmlformats.org/markup-compatibility/2006" xmlns:aink="http://schemas.microsoft.com/office/drawing/2016/ink" xmlns:am3d="http://schemas.microsoft.com/office/drawing/2017/model3d" xmlns:o="urn:schemas-microsoft-com:office:office" xmlns:r="http://schemas.openxmlformats.org/officeDocument/2006/relationships" xmlns:m="http://schemas.openxmlformats.org/officeDocument/2006/math" xmlns:v="urn:schemas-microsoft-com:vml" xmlns:wp14="http://schemas.microsoft.com/office/word/2010/wordprocessingDrawing" xmlns:wp="http://schemas.openxmlformats.org/drawingml/2006/wordprocessingDrawing" xmlns:w10="urn:schemas-microsoft-com:office:word" xmlns:w="http://schemas.openxmlformats.org/wordprocessingml/2006/main" xmlns:w14="http://schemas.microsoft.com/office/word/2010/wordml" xmlns:w15="http://schemas.microsoft.com/office/word/2012/wordml" xmlns:w16cex="http://schemas.microsoft.com/office/word/2018/wordml/cex" xmlns:w16cid="http://schemas.microsoft.com/office/word/2016/wordml/cid" xmlns:w16="http://schemas.microsoft.com/office/word/2018/wordml" xmlns:w16sdtdh="http://schemas.microsoft.com/office/word/2020/wordml/sdtdatahash" xmlns:w16se="http://schemas.microsoft.com/office/word/2015/wordml/symex" xmlns:wpg="http://schemas.microsoft.com/office/word/2010/wordprocessingGroup" xmlns:wpi="http://schemas.microsoft.com/office/word/2010/wordprocessingInk" xmlns:wne="http://schemas.microsoft.com/office/word/2006/wordml" xmlns:wps="http://schemas.microsoft.com/office/word/2010/wordprocessingShape" mc:Ignorable="w14 w15 w16se w16cid w16 w16cex w16sdtdh wp14">
+<w:document xmlns:wpc="http://schemas.microsoft.com/office/word/2010/wordprocessingCanvas" xmlns:cx="http://schemas.microsoft.com/office/drawing/2014/chartex" xmlns:cx1="http://schemas.microsoft.com/office/drawing/2015/9/8/chartex" xmlns:cx2="http://schemas.microsoft.com/office/drawing/2015/10/21/chartex" xmlns:cx3="http://schemas.microsoft.com/office/drawing/2016/5/9/chartex" xmlns:cx4="http://schemas.microsoft.com/office/drawing/2016/5/10/chartex" xmlns:cx5="http://schemas.microsoft.com/office/drawing/2016/5/11/chartex" xmlns:cx6="http://schemas.microsoft.com/office/drawing/2016/5/12/chartex" xmlns:cx7="http://schemas.microsoft.com/office/drawing/2016/5/13/chartex" xmlns:cx8="http://schemas.microsoft.com/office/drawing/2016/5/14/chartex" xmlns:mc="http://schemas.openxmlformats.org/markup-compatibility/2006" xmlns:aink="http://schemas.microsoft.com/office/drawing/2016/ink" xmlns:am3d="http://schemas.microsoft.com/office/drawing/2017/model3d" xmlns:o="urn:schemas-microsoft-com:office:office" xmlns:oel="http://schemas.microsoft.com/office/2019/extlst" xmlns:r="http://schemas.openxmlformats.org/officeDocument/2006/relationships" xmlns:m="http://schemas.openxmlformats.org/officeDocument/2006/math" xmlns:v="urn:schemas-microsoft-com:vml" xmlns:wp14="http://schemas.microsoft.com/office/word/2010/wordprocessingDrawing" xmlns:wp="http://schemas.openxmlformats.org/drawingml/2006/wordprocessingDrawing" xmlns:w10="urn:schemas-microsoft-com:office:word" xmlns:w="http://schemas.openxmlformats.org/wordprocessingml/2006/main" xmlns:w14="http://schemas.microsoft.com/office/word/2010/wordml" xmlns:w15="http://schemas.microsoft.com/office/word/2012/wordml" xmlns:w16cex="http://schemas.microsoft.com/office/word/2018/wordml/cex" xmlns:w16cid="http://schemas.microsoft.com/office/word/2016/wordml/cid" xmlns:w16="http://schemas.microsoft.com/office/word/2018/wordml" xmlns:w16du="http://schemas.microsoft.com/office/word/2023/wordml/word16du" xmlns:w16sdtdh="http://schemas.microsoft.com/office/word/2020/wordml/sdtdatahash" xmlns:w16sdtfl="http://schemas.microsoft.com/office/word/2024/wordml/sdtformatlock" xmlns:w16se="http://schemas.microsoft.com/office/word/2015/wordml/symex" xmlns:wpg="http://schemas.microsoft.com/office/word/2010/wordprocessingGroup" xmlns:wpi="http://schemas.microsoft.com/office/word/2010/wordprocessingInk" xmlns:wne="http://schemas.microsoft.com/office/word/2006/wordml" xmlns:wps="http://schemas.microsoft.com/office/word/2010/wordprocessingShape" mc:Ignorable="w14 w15 w16se w16cid w16 w16cex w16sdtdh w16sdtfl w16du wp14">
   <w:body>
     <w:p>
       <w:pPr>
@@ -23,13 +23,8 @@
         <w:spacing w:after="80"/>
         <w:jc w:val="center"/>
       </w:pPr>
-      <w:proofErr w:type="spellStart"/>
-      <w:r>
-        <w:t>Class</w:t>
-      </w:r>
-      <w:proofErr w:type="spellEnd"/>
-      <w:r>
-        <w:t>: 1DD   Grupo 3</w:t>
+      <w:r>
+        <w:t>Class: 1DD   Grupo 3</w:t>
       </w:r>
     </w:p>
     <w:p>
@@ -59,7 +54,7 @@
           <w:sz w:val="18"/>
           <w:szCs w:val="18"/>
         </w:rPr>
-        <w:t>LETI — Licenciatura em Engenharia de Telecomunicações e Informática  |  2025/26</w:t>
+        <w:t>LETI — Licenciatura em Engenharia de Telecomunicações e Informática | 2025/26</w:t>
       </w:r>
     </w:p>
     <w:p>
@@ -67,7 +62,6 @@
         <w:spacing w:before="200" w:after="80"/>
         <w:ind w:left="720" w:right="720"/>
       </w:pPr>
-      <w:proofErr w:type="spellStart"/>
       <w:r>
         <w:rPr>
           <w:b/>
@@ -75,9 +69,21 @@
           <w:sz w:val="18"/>
           <w:szCs w:val="18"/>
         </w:rPr>
-        <w:t>Abstract</w:t>
-      </w:r>
-      <w:proofErr w:type="spellEnd"/>
+        <w:t xml:space="preserve">Abstract. </w:t>
+      </w:r>
+      <w:r>
+        <w:rPr>
+          <w:sz w:val="18"/>
+          <w:szCs w:val="18"/>
+        </w:rPr>
+        <w:t>Este documento apresenta a análise de requisitos e a arquitetura de um sistema de gestão de pilotos de automobilismo, desenvolvido como aplicação de linha de comandos (CLI) em C++. O projeto encontra-se organizado em três iterações dentro da pasta Documentation, sendo a Iteração 01 a que contém os artefactos UML produzidos nesta fase: diagrama de domínio, casos de uso, diagramas de sequência do sistema (SSD), diagrama de classes e diagrama de pacotes. Os dados são persistidos em ficheiros binários, seguindo as restrições da unidade curricular Fundamentos de Desenvolvimento de Software (FSOFT) do ISEP.</w:t>
+      </w:r>
+    </w:p>
+    <w:p>
+      <w:pPr>
+        <w:spacing w:before="80" w:after="200"/>
+        <w:ind w:left="720" w:right="720"/>
+      </w:pPr>
       <w:r>
         <w:rPr>
           <w:b/>
@@ -85,79 +91,14 @@
           <w:sz w:val="18"/>
           <w:szCs w:val="18"/>
         </w:rPr>
-        <w:t xml:space="preserve">. </w:t>
-      </w:r>
-      <w:r>
-        <w:rPr>
-          <w:sz w:val="18"/>
-          <w:szCs w:val="18"/>
-        </w:rPr>
-        <w:t xml:space="preserve">Este documento apresenta a análise de requisitos e a arquitetura de um sistema de gestão de pilotos de automobilismo, desenvolvido como aplicação de linha de comandos (CLI) em C++. O projeto encontra-se organizado em três iterações dentro da pasta </w:t>
-      </w:r>
-      <w:proofErr w:type="spellStart"/>
-      <w:r>
-        <w:rPr>
-          <w:sz w:val="18"/>
-          <w:szCs w:val="18"/>
-        </w:rPr>
-        <w:t>Documentation</w:t>
-      </w:r>
-      <w:proofErr w:type="spellEnd"/>
-      <w:r>
-        <w:rPr>
-          <w:sz w:val="18"/>
-          <w:szCs w:val="18"/>
-        </w:rPr>
-        <w:t>, sendo a Iteração 01 a que contém os artefactos UML produzidos nesta fase: diagrama de domínio, casos de uso, diagramas de sequência do sistema (SSD), diagrama de classes e diagrama de pacotes. Os dados são persistidos em ficheiros binários, seguindo as restrições da unidade curricular Fundamentos de Desenvolvimento de Software (FSOFT) do ISEP.</w:t>
-      </w:r>
-    </w:p>
-    <w:p>
-      <w:pPr>
-        <w:spacing w:before="80" w:after="200"/>
-        <w:ind w:left="720" w:right="720"/>
-      </w:pPr>
-      <w:proofErr w:type="spellStart"/>
-      <w:r>
-        <w:rPr>
-          <w:b/>
-          <w:bCs/>
-          <w:sz w:val="18"/>
-          <w:szCs w:val="18"/>
-        </w:rPr>
-        <w:t>Keywords</w:t>
-      </w:r>
-      <w:proofErr w:type="spellEnd"/>
-      <w:r>
-        <w:rPr>
-          <w:b/>
-          <w:bCs/>
-          <w:sz w:val="18"/>
-          <w:szCs w:val="18"/>
-        </w:rPr>
-        <w:t xml:space="preserve">: </w:t>
-      </w:r>
-      <w:r>
-        <w:rPr>
-          <w:sz w:val="18"/>
-          <w:szCs w:val="18"/>
-        </w:rPr>
-        <w:t xml:space="preserve">automobilismo, gestão de pilotos, C++, CLI, UML, análise de requisitos, </w:t>
-      </w:r>
-      <w:proofErr w:type="spellStart"/>
-      <w:r>
-        <w:rPr>
-          <w:sz w:val="18"/>
-          <w:szCs w:val="18"/>
-        </w:rPr>
-        <w:t>PlantUML</w:t>
-      </w:r>
-      <w:proofErr w:type="spellEnd"/>
-      <w:r>
-        <w:rPr>
-          <w:sz w:val="18"/>
-          <w:szCs w:val="18"/>
-        </w:rPr>
-        <w:t>.</w:t>
+        <w:t xml:space="preserve">Keywords: </w:t>
+      </w:r>
+      <w:r>
+        <w:rPr>
+          <w:sz w:val="18"/>
+          <w:szCs w:val="18"/>
+        </w:rPr>
+        <w:t>automobilismo, gestão de pilotos, C++, CLI, UML, análise de requisitos, PlantUML.</w:t>
       </w:r>
     </w:p>
     <w:p>
@@ -250,21 +191,8 @@
         <w:pStyle w:val="Ttulo2"/>
       </w:pPr>
       <w:r>
-        <w:t xml:space="preserve">1.3   </w:t>
-      </w:r>
-      <w:proofErr w:type="spellStart"/>
-      <w:r>
-        <w:t>User</w:t>
-      </w:r>
-      <w:proofErr w:type="spellEnd"/>
-      <w:r>
-        <w:t xml:space="preserve"> </w:t>
-      </w:r>
-      <w:proofErr w:type="spellStart"/>
-      <w:r>
-        <w:t>Stories</w:t>
-      </w:r>
-      <w:proofErr w:type="spellEnd"/>
+        <w:t>1.3   User Stories</w:t>
+      </w:r>
     </w:p>
     <w:p>
       <w:pPr>
@@ -483,15 +411,7 @@
           </w:tcPr>
           <w:p>
             <w:r>
-              <w:t xml:space="preserve">Testes unitários sobre classes de domínio e controladores (pasta </w:t>
-            </w:r>
-            <w:proofErr w:type="spellStart"/>
-            <w:r>
-              <w:t>ProjectTester</w:t>
-            </w:r>
-            <w:proofErr w:type="spellEnd"/>
-            <w:r>
-              <w:t>).</w:t>
+              <w:t>Testes unitários sobre classes de domínio e controladores (pasta ProjectTester).</w:t>
             </w:r>
           </w:p>
         </w:tc>
@@ -563,23 +483,7 @@
           </w:tcPr>
           <w:p>
             <w:r>
-              <w:t xml:space="preserve">Linguagem C++, sem </w:t>
-            </w:r>
-            <w:proofErr w:type="spellStart"/>
-            <w:r>
-              <w:t>frameworks</w:t>
-            </w:r>
-            <w:proofErr w:type="spellEnd"/>
-            <w:r>
-              <w:t xml:space="preserve"> externas, compilado com </w:t>
-            </w:r>
-            <w:proofErr w:type="spellStart"/>
-            <w:r>
-              <w:t>CMake</w:t>
-            </w:r>
-            <w:proofErr w:type="spellEnd"/>
-            <w:r>
-              <w:t>.</w:t>
+              <w:t>Linguagem C++, sem frameworks externas, compilado com CMake.</w:t>
             </w:r>
           </w:p>
         </w:tc>
@@ -605,39 +509,13 @@
         <w:jc w:val="both"/>
       </w:pPr>
       <w:r>
-        <w:t xml:space="preserve">O repositório </w:t>
-      </w:r>
-      <w:proofErr w:type="spellStart"/>
-      <w:r>
-        <w:t>Git</w:t>
-      </w:r>
-      <w:proofErr w:type="spellEnd"/>
-      <w:r>
-        <w:t xml:space="preserve"> está organizado da seguinte forma. A raiz contém o ficheiro .</w:t>
-      </w:r>
-      <w:proofErr w:type="spellStart"/>
-      <w:r>
-        <w:t>gitignore</w:t>
-      </w:r>
-      <w:proofErr w:type="spellEnd"/>
-      <w:r>
-        <w:t xml:space="preserve"> que exclui pastas geradas pelo </w:t>
-      </w:r>
-      <w:proofErr w:type="spellStart"/>
-      <w:r>
-        <w:t>CLion</w:t>
-      </w:r>
-      <w:proofErr w:type="spellEnd"/>
-      <w:r>
-        <w:t xml:space="preserve"> e pelo </w:t>
-      </w:r>
-      <w:proofErr w:type="spellStart"/>
-      <w:r>
-        <w:t>CMake</w:t>
-      </w:r>
-      <w:proofErr w:type="spellEnd"/>
-      <w:r>
-        <w:t xml:space="preserve">, mantendo apenas os </w:t>
+        <w:t xml:space="preserve">O repositório Git está organizado da seguinte forma. A raiz contém o </w:t>
+      </w:r>
+      <w:r>
+        <w:t>ficheiro. gitignore</w:t>
+      </w:r>
+      <w:r>
+        <w:t xml:space="preserve"> que exclui pastas geradas pelo CLion e pelo CMake, mantendo apenas os </w:t>
       </w:r>
       <w:r>
         <w:t>pastas/ficheiros</w:t>
@@ -681,18 +559,18 @@
           <w:sz w:val="18"/>
           <w:szCs w:val="18"/>
         </w:rPr>
-        <w:t>│   .</w:t>
-      </w:r>
-      <w:proofErr w:type="spellStart"/>
+        <w:t xml:space="preserve">│ </w:t>
+      </w:r>
+      <w:proofErr w:type="gramStart"/>
       <w:r>
         <w:rPr>
           <w:rFonts w:ascii="Courier New" w:eastAsia="Courier New" w:hAnsi="Courier New" w:cs="Courier New"/>
           <w:sz w:val="18"/>
           <w:szCs w:val="18"/>
         </w:rPr>
-        <w:t>gitignore</w:t>
-      </w:r>
-      <w:proofErr w:type="spellEnd"/>
+        <w:t xml:space="preserve">  .gitignore</w:t>
+      </w:r>
+      <w:proofErr w:type="gramEnd"/>
     </w:p>
     <w:p>
       <w:pPr>
@@ -729,18 +607,8 @@
           <w:sz w:val="18"/>
           <w:szCs w:val="18"/>
         </w:rPr>
-        <w:t>├───</w:t>
-      </w:r>
-      <w:proofErr w:type="spellStart"/>
-      <w:r>
-        <w:rPr>
-          <w:rFonts w:ascii="Courier New" w:eastAsia="Courier New" w:hAnsi="Courier New" w:cs="Courier New"/>
-          <w:sz w:val="18"/>
-          <w:szCs w:val="18"/>
-        </w:rPr>
-        <w:t>Documentation</w:t>
-      </w:r>
-      <w:proofErr w:type="spellEnd"/>
+        <w:t>├───Documentation</w:t>
+      </w:r>
     </w:p>
     <w:p>
       <w:pPr>
@@ -769,6 +637,7 @@
           <w:rFonts w:ascii="Courier New" w:eastAsia="Courier New" w:hAnsi="Courier New" w:cs="Courier New"/>
           <w:sz w:val="18"/>
           <w:szCs w:val="18"/>
+          <w:lang w:val="en-GB"/>
         </w:rPr>
       </w:pPr>
       <w:r>
@@ -776,19 +645,21 @@
           <w:rFonts w:ascii="Courier New" w:eastAsia="Courier New" w:hAnsi="Courier New" w:cs="Courier New"/>
           <w:sz w:val="18"/>
           <w:szCs w:val="18"/>
-        </w:rPr>
-        <w:t xml:space="preserve">│   │       </w:t>
-      </w:r>
-      <w:proofErr w:type="spellStart"/>
+          <w:lang w:val="en-GB"/>
+        </w:rPr>
+        <w:t>│   │       class_</w:t>
+      </w:r>
+      <w:proofErr w:type="gramStart"/>
       <w:r>
         <w:rPr>
           <w:rFonts w:ascii="Courier New" w:eastAsia="Courier New" w:hAnsi="Courier New" w:cs="Courier New"/>
           <w:sz w:val="18"/>
           <w:szCs w:val="18"/>
-        </w:rPr>
-        <w:t>class_diagram.puml</w:t>
-      </w:r>
-      <w:proofErr w:type="spellEnd"/>
+          <w:lang w:val="en-GB"/>
+        </w:rPr>
+        <w:t>diagram.puml</w:t>
+      </w:r>
+      <w:proofErr w:type="gramEnd"/>
     </w:p>
     <w:p>
       <w:pPr>
@@ -808,9 +679,9 @@
           <w:szCs w:val="18"/>
           <w:lang w:val="en-GB"/>
         </w:rPr>
-        <w:t xml:space="preserve">│   │       </w:t>
-      </w:r>
-      <w:proofErr w:type="spellStart"/>
+        <w:t>│   │       domain_</w:t>
+      </w:r>
+      <w:proofErr w:type="gramStart"/>
       <w:r>
         <w:rPr>
           <w:rFonts w:ascii="Courier New" w:eastAsia="Courier New" w:hAnsi="Courier New" w:cs="Courier New"/>
@@ -818,9 +689,9 @@
           <w:szCs w:val="18"/>
           <w:lang w:val="en-GB"/>
         </w:rPr>
-        <w:t>domain_model.puml</w:t>
-      </w:r>
-      <w:proofErr w:type="spellEnd"/>
+        <w:t>model.puml</w:t>
+      </w:r>
+      <w:proofErr w:type="gramEnd"/>
     </w:p>
     <w:p>
       <w:pPr>
@@ -840,9 +711,9 @@
           <w:szCs w:val="18"/>
           <w:lang w:val="en-GB"/>
         </w:rPr>
-        <w:t xml:space="preserve">│   │       </w:t>
-      </w:r>
-      <w:proofErr w:type="spellStart"/>
+        <w:t>│   │       package_</w:t>
+      </w:r>
+      <w:proofErr w:type="gramStart"/>
       <w:r>
         <w:rPr>
           <w:rFonts w:ascii="Courier New" w:eastAsia="Courier New" w:hAnsi="Courier New" w:cs="Courier New"/>
@@ -850,9 +721,9 @@
           <w:szCs w:val="18"/>
           <w:lang w:val="en-GB"/>
         </w:rPr>
-        <w:t>package_diagram.puml</w:t>
-      </w:r>
-      <w:proofErr w:type="spellEnd"/>
+        <w:t>diagram.puml</w:t>
+      </w:r>
+      <w:proofErr w:type="gramEnd"/>
     </w:p>
     <w:p>
       <w:pPr>
@@ -872,9 +743,9 @@
           <w:szCs w:val="18"/>
           <w:lang w:val="en-GB"/>
         </w:rPr>
-        <w:t xml:space="preserve">│   │       </w:t>
-      </w:r>
-      <w:proofErr w:type="spellStart"/>
+        <w:t>│   │       use_</w:t>
+      </w:r>
+      <w:proofErr w:type="gramStart"/>
       <w:r>
         <w:rPr>
           <w:rFonts w:ascii="Courier New" w:eastAsia="Courier New" w:hAnsi="Courier New" w:cs="Courier New"/>
@@ -882,9 +753,9 @@
           <w:szCs w:val="18"/>
           <w:lang w:val="en-GB"/>
         </w:rPr>
-        <w:t>use_cases.puml</w:t>
-      </w:r>
-      <w:proofErr w:type="spellEnd"/>
+        <w:t>cases.puml</w:t>
+      </w:r>
+      <w:proofErr w:type="gramEnd"/>
     </w:p>
     <w:p>
       <w:pPr>
@@ -906,6 +777,7 @@
         </w:rPr>
         <w:t>│   │</w:t>
       </w:r>
+      <w:proofErr w:type="gramStart"/>
       <w:r>
         <w:rPr>
           <w:rFonts w:ascii="Courier New" w:eastAsia="Courier New" w:hAnsi="Courier New" w:cs="Courier New"/>
@@ -916,6 +788,7 @@
         <w:tab/>
         <w:t xml:space="preserve">  uc1.puml</w:t>
       </w:r>
+      <w:proofErr w:type="gramEnd"/>
     </w:p>
     <w:p>
       <w:pPr>
@@ -937,6 +810,7 @@
         </w:rPr>
         <w:t>│   │</w:t>
       </w:r>
+      <w:proofErr w:type="gramStart"/>
       <w:r>
         <w:rPr>
           <w:rFonts w:ascii="Courier New" w:eastAsia="Courier New" w:hAnsi="Courier New" w:cs="Courier New"/>
@@ -947,6 +821,7 @@
         <w:tab/>
         <w:t xml:space="preserve">  uc2.puml</w:t>
       </w:r>
+      <w:proofErr w:type="gramEnd"/>
     </w:p>
     <w:p>
       <w:pPr>
@@ -968,6 +843,7 @@
         </w:rPr>
         <w:t>│   │</w:t>
       </w:r>
+      <w:proofErr w:type="gramStart"/>
       <w:r>
         <w:rPr>
           <w:rFonts w:ascii="Courier New" w:eastAsia="Courier New" w:hAnsi="Courier New" w:cs="Courier New"/>
@@ -978,6 +854,7 @@
         <w:tab/>
         <w:t xml:space="preserve">  uc3.puml</w:t>
       </w:r>
+      <w:proofErr w:type="gramEnd"/>
     </w:p>
     <w:p>
       <w:pPr>
@@ -999,6 +876,7 @@
         </w:rPr>
         <w:t>│   │</w:t>
       </w:r>
+      <w:proofErr w:type="gramStart"/>
       <w:r>
         <w:rPr>
           <w:rFonts w:ascii="Courier New" w:eastAsia="Courier New" w:hAnsi="Courier New" w:cs="Courier New"/>
@@ -1009,6 +887,7 @@
         <w:tab/>
         <w:t xml:space="preserve">  uc4.puml</w:t>
       </w:r>
+      <w:proofErr w:type="gramEnd"/>
     </w:p>
     <w:p>
       <w:pPr>
@@ -1030,6 +909,7 @@
         </w:rPr>
         <w:t>│   │</w:t>
       </w:r>
+      <w:proofErr w:type="gramStart"/>
       <w:r>
         <w:rPr>
           <w:rFonts w:ascii="Courier New" w:eastAsia="Courier New" w:hAnsi="Courier New" w:cs="Courier New"/>
@@ -1040,6 +920,7 @@
         <w:tab/>
         <w:t xml:space="preserve">  uc5.puml</w:t>
       </w:r>
+      <w:proofErr w:type="gramEnd"/>
     </w:p>
     <w:p>
       <w:pPr>
@@ -1061,6 +942,7 @@
         </w:rPr>
         <w:t>│   │</w:t>
       </w:r>
+      <w:proofErr w:type="gramStart"/>
       <w:r>
         <w:rPr>
           <w:rFonts w:ascii="Courier New" w:eastAsia="Courier New" w:hAnsi="Courier New" w:cs="Courier New"/>
@@ -1071,6 +953,7 @@
         <w:tab/>
         <w:t xml:space="preserve">  uc6.puml</w:t>
       </w:r>
+      <w:proofErr w:type="gramEnd"/>
     </w:p>
     <w:p>
       <w:pPr>
@@ -1092,6 +975,7 @@
         </w:rPr>
         <w:t>│   │</w:t>
       </w:r>
+      <w:proofErr w:type="gramStart"/>
       <w:r>
         <w:rPr>
           <w:rFonts w:ascii="Courier New" w:eastAsia="Courier New" w:hAnsi="Courier New" w:cs="Courier New"/>
@@ -1102,6 +986,7 @@
         <w:tab/>
         <w:t xml:space="preserve">  uc7.puml</w:t>
       </w:r>
+      <w:proofErr w:type="gramEnd"/>
     </w:p>
     <w:p>
       <w:pPr>
@@ -1123,6 +1008,7 @@
         </w:rPr>
         <w:t>│   │</w:t>
       </w:r>
+      <w:proofErr w:type="gramStart"/>
       <w:r>
         <w:rPr>
           <w:rFonts w:ascii="Courier New" w:eastAsia="Courier New" w:hAnsi="Courier New" w:cs="Courier New"/>
@@ -1133,6 +1019,7 @@
         <w:tab/>
         <w:t xml:space="preserve">  uc8.puml</w:t>
       </w:r>
+      <w:proofErr w:type="gramEnd"/>
     </w:p>
     <w:p>
       <w:pPr>
@@ -1154,6 +1041,7 @@
         </w:rPr>
         <w:t>│   │</w:t>
       </w:r>
+      <w:proofErr w:type="gramStart"/>
       <w:r>
         <w:rPr>
           <w:rFonts w:ascii="Courier New" w:eastAsia="Courier New" w:hAnsi="Courier New" w:cs="Courier New"/>
@@ -1164,6 +1052,7 @@
         <w:tab/>
         <w:t xml:space="preserve">  uc9.puml</w:t>
       </w:r>
+      <w:proofErr w:type="gramEnd"/>
     </w:p>
     <w:p>
       <w:pPr>
@@ -1185,6 +1074,7 @@
         </w:rPr>
         <w:t>│   │</w:t>
       </w:r>
+      <w:proofErr w:type="gramStart"/>
       <w:r>
         <w:rPr>
           <w:rFonts w:ascii="Courier New" w:eastAsia="Courier New" w:hAnsi="Courier New" w:cs="Courier New"/>
@@ -1195,6 +1085,7 @@
         <w:tab/>
         <w:t xml:space="preserve">  uc10.puml</w:t>
       </w:r>
+      <w:proofErr w:type="gramEnd"/>
     </w:p>
     <w:p>
       <w:pPr>
@@ -1225,6 +1116,7 @@
           <w:rFonts w:ascii="Courier New" w:eastAsia="Courier New" w:hAnsi="Courier New" w:cs="Courier New"/>
           <w:sz w:val="18"/>
           <w:szCs w:val="18"/>
+          <w:lang w:val="en-GB"/>
         </w:rPr>
       </w:pPr>
       <w:r>
@@ -1232,6 +1124,7 @@
           <w:rFonts w:ascii="Courier New" w:eastAsia="Courier New" w:hAnsi="Courier New" w:cs="Courier New"/>
           <w:sz w:val="18"/>
           <w:szCs w:val="18"/>
+          <w:lang w:val="en-GB"/>
         </w:rPr>
         <w:t xml:space="preserve">│   │       </w:t>
       </w:r>
@@ -1240,16 +1133,9 @@
           <w:rFonts w:ascii="Courier New" w:eastAsia="Courier New" w:hAnsi="Courier New" w:cs="Courier New"/>
           <w:sz w:val="18"/>
           <w:szCs w:val="18"/>
-        </w:rPr>
-        <w:t>relatorio_gestao_pilotos_fsoft.p</w:t>
-      </w:r>
-      <w:r>
-        <w:rPr>
-          <w:rFonts w:ascii="Courier New" w:eastAsia="Courier New" w:hAnsi="Courier New" w:cs="Courier New"/>
-          <w:sz w:val="18"/>
-          <w:szCs w:val="18"/>
-        </w:rPr>
-        <w:t>df</w:t>
+          <w:lang w:val="en-GB"/>
+        </w:rPr>
+        <w:t>relatorio_gestao_pilotos_fsoft.pdf</w:t>
       </w:r>
     </w:p>
     <w:p>
@@ -1392,18 +1278,8 @@
           <w:sz w:val="18"/>
           <w:szCs w:val="18"/>
         </w:rPr>
-        <w:t>└───</w:t>
-      </w:r>
-      <w:proofErr w:type="spellStart"/>
-      <w:r>
-        <w:rPr>
-          <w:rFonts w:ascii="Courier New" w:eastAsia="Courier New" w:hAnsi="Courier New" w:cs="Courier New"/>
-          <w:sz w:val="18"/>
-          <w:szCs w:val="18"/>
-        </w:rPr>
-        <w:t>ProjectTester</w:t>
-      </w:r>
-      <w:proofErr w:type="spellEnd"/>
+        <w:t>└───ProjectTester</w:t>
+      </w:r>
       <w:r>
         <w:rPr>
           <w:rFonts w:ascii="Courier New" w:eastAsia="Courier New" w:hAnsi="Courier New" w:cs="Courier New"/>
@@ -1419,45 +1295,19 @@
         <w:jc w:val="both"/>
       </w:pPr>
       <w:r>
-        <w:t>As pastas .</w:t>
-      </w:r>
-      <w:proofErr w:type="spellStart"/>
-      <w:r>
-        <w:t>idea</w:t>
-      </w:r>
-      <w:proofErr w:type="spellEnd"/>
-      <w:r>
-        <w:t xml:space="preserve"> e </w:t>
-      </w:r>
-      <w:proofErr w:type="spellStart"/>
-      <w:r>
-        <w:t>cmake-build-debug</w:t>
-      </w:r>
-      <w:proofErr w:type="spellEnd"/>
-      <w:r>
-        <w:t xml:space="preserve">, são geradas automaticamente pelo </w:t>
-      </w:r>
-      <w:proofErr w:type="spellStart"/>
-      <w:r>
-        <w:t>CLion</w:t>
-      </w:r>
-      <w:proofErr w:type="spellEnd"/>
-      <w:r>
-        <w:t xml:space="preserve"> e pelo </w:t>
-      </w:r>
-      <w:proofErr w:type="spellStart"/>
-      <w:r>
-        <w:t>CMake</w:t>
-      </w:r>
-      <w:proofErr w:type="spellEnd"/>
-      <w:r>
-        <w:t xml:space="preserve"> e estão excluídas do repositório através do .</w:t>
-      </w:r>
-      <w:proofErr w:type="spellStart"/>
-      <w:r>
-        <w:t>gitignore</w:t>
-      </w:r>
-      <w:proofErr w:type="spellEnd"/>
+        <w:t xml:space="preserve">As </w:t>
+      </w:r>
+      <w:r>
+        <w:t>pastas. idea</w:t>
+      </w:r>
+      <w:r>
+        <w:t xml:space="preserve"> e cmake-build-debug, são geradas automaticamente pelo CLion e pelo CMake e estão excluídas do repositório através </w:t>
+      </w:r>
+      <w:proofErr w:type="gramStart"/>
+      <w:r>
+        <w:t>do .gitignore</w:t>
+      </w:r>
+      <w:proofErr w:type="gramEnd"/>
       <w:r>
         <w:t>.</w:t>
       </w:r>
@@ -1482,13 +1332,13 @@
         <w:jc w:val="both"/>
       </w:pPr>
       <w:r>
-        <w:t xml:space="preserve">O modelo de domínio (ficheiro </w:t>
-      </w:r>
-      <w:proofErr w:type="spellStart"/>
-      <w:r>
-        <w:t>domain_model.puml</w:t>
-      </w:r>
-      <w:proofErr w:type="spellEnd"/>
+        <w:t>O modelo de domínio (ficheiro domain_</w:t>
+      </w:r>
+      <w:proofErr w:type="gramStart"/>
+      <w:r>
+        <w:t>model.puml</w:t>
+      </w:r>
+      <w:proofErr w:type="gramEnd"/>
       <w:r>
         <w:t>) identifica as entidades relevantes do sistema e as relações entre elas, servindo de base para o desenho das classes de implementação.</w:t>
       </w:r>
@@ -1509,16 +1359,12 @@
           <w:b/>
           <w:bCs/>
         </w:rPr>
-        <w:t xml:space="preserve"> </w:t>
-      </w:r>
-      <w:r>
-        <w:rPr>
-          <w:b/>
-          <w:bCs/>
-        </w:rPr>
-        <w:t xml:space="preserve">1. </w:t>
-      </w:r>
-      <w:r>
+        <w:t xml:space="preserve"> 1. </w:t>
+      </w:r>
+      <w:r>
+        <w:rPr>
+          <w:noProof/>
+        </w:rPr>
         <w:drawing>
           <wp:anchor distT="0" distB="0" distL="114300" distR="114300" simplePos="0" relativeHeight="251658240" behindDoc="0" locked="0" layoutInCell="1" allowOverlap="1" wp14:anchorId="77052A4A" wp14:editId="4208228C">
             <wp:simplePos x="0" y="0"/>
@@ -1929,13 +1775,13 @@
         <w:pStyle w:val="Ttulo2"/>
       </w:pPr>
       <w:r>
-        <w:t>4.1   Diagrama de Casos de Uso (</w:t>
-      </w:r>
-      <w:proofErr w:type="spellStart"/>
-      <w:r>
-        <w:t>use_cases.puml</w:t>
-      </w:r>
-      <w:proofErr w:type="spellEnd"/>
+        <w:t>4.1   Diagrama de Casos de Uso (use_</w:t>
+      </w:r>
+      <w:proofErr w:type="gramStart"/>
+      <w:r>
+        <w:t>cases.puml</w:t>
+      </w:r>
+      <w:proofErr w:type="gramEnd"/>
       <w:r>
         <w:t>)</w:t>
       </w:r>
@@ -2063,7 +1909,7 @@
         <w:spacing w:before="40" w:after="40"/>
       </w:pPr>
       <w:r>
-        <w:t>UC9  — Registar Participação  (inclui: Selecionar Piloto, Selecionar Corrida)</w:t>
+        <w:t>UC9 — Registar Participação (inclui: Selecionar Piloto, Selecionar Corrida)</w:t>
       </w:r>
     </w:p>
     <w:p>
@@ -2309,15 +2155,7 @@
           </w:tcPr>
           <w:p>
             <w:r>
-              <w:t xml:space="preserve">1. O Utilizador introduz os dados do piloto (nome, data de </w:t>
-            </w:r>
-            <w:proofErr w:type="spellStart"/>
-            <w:r>
-              <w:t>nasc</w:t>
-            </w:r>
-            <w:proofErr w:type="spellEnd"/>
-            <w:r>
-              <w:t>., licença).</w:t>
+              <w:t>1. O Utilizador introduz os dados do piloto (nome, data de nasc., licença).</w:t>
             </w:r>
           </w:p>
           <w:p>
@@ -5266,10 +5104,7 @@
         <w:pStyle w:val="Ttulo1"/>
       </w:pPr>
       <w:r>
-        <w:t xml:space="preserve">5   </w:t>
-      </w:r>
-      <w:r>
-        <w:t>Requisitos não Funcionais</w:t>
+        <w:t>5   Requisitos não Funcionais</w:t>
       </w:r>
     </w:p>
     <w:p>
@@ -5304,10 +5139,7 @@
         <w:pStyle w:val="Ttulo2"/>
       </w:pPr>
       <w:r>
-        <w:t xml:space="preserve">5.1   </w:t>
-      </w:r>
-      <w:r>
-        <w:t>Usabilidade</w:t>
+        <w:t>5.1   Usabilidade</w:t>
       </w:r>
     </w:p>
     <w:p>
@@ -5355,16 +5187,7 @@
         <w:pStyle w:val="Ttulo2"/>
       </w:pPr>
       <w:r>
-        <w:t>5.</w:t>
-      </w:r>
-      <w:r>
-        <w:t>2</w:t>
-      </w:r>
-      <w:r>
-        <w:t xml:space="preserve">   </w:t>
-      </w:r>
-      <w:r>
-        <w:t>Desempenho</w:t>
+        <w:t>5.2   Desempenho</w:t>
       </w:r>
     </w:p>
     <w:p>
@@ -5451,16 +5274,7 @@
         <w:pStyle w:val="Ttulo2"/>
       </w:pPr>
       <w:r>
-        <w:t>5.</w:t>
-      </w:r>
-      <w:r>
-        <w:t>3</w:t>
-      </w:r>
-      <w:r>
-        <w:t xml:space="preserve">   </w:t>
-      </w:r>
-      <w:r>
-        <w:t>Integridade dos Dados</w:t>
+        <w:t>5.3   Integridade dos Dados</w:t>
       </w:r>
     </w:p>
     <w:p>
@@ -5528,13 +5342,7 @@
         <w:pStyle w:val="Ttulo1"/>
       </w:pPr>
       <w:r>
-        <w:t>6</w:t>
-      </w:r>
-      <w:r>
-        <w:t xml:space="preserve">   </w:t>
-      </w:r>
-      <w:r>
-        <w:t>Diagrama de Classes</w:t>
+        <w:t>6   Diagrama de Classes</w:t>
       </w:r>
     </w:p>
     <w:p>
@@ -5546,30 +5354,19 @@
           <w:b/>
           <w:bCs/>
         </w:rPr>
-        <w:t>Figura 2</w:t>
-      </w:r>
-      <w:r>
-        <w:rPr>
-          <w:b/>
-          <w:bCs/>
-        </w:rPr>
-        <w:t xml:space="preserve">. </w:t>
+        <w:t xml:space="preserve">Figura 2. </w:t>
       </w:r>
       <w:r>
         <w:rPr>
           <w:i/>
           <w:iCs/>
         </w:rPr>
-        <w:t>Diagrama de classes</w:t>
-      </w:r>
-      <w:r>
-        <w:rPr>
-          <w:i/>
-          <w:iCs/>
-        </w:rPr>
-        <w:t>.</w:t>
-      </w:r>
-      <w:r>
+        <w:t>Diagrama de classes.</w:t>
+      </w:r>
+      <w:r>
+        <w:rPr>
+          <w:noProof/>
+        </w:rPr>
         <w:drawing>
           <wp:anchor distT="0" distB="0" distL="114300" distR="114300" simplePos="0" relativeHeight="251659264" behindDoc="0" locked="0" layoutInCell="1" allowOverlap="1" wp14:anchorId="273EA673" wp14:editId="4AB83CD1">
             <wp:simplePos x="0" y="0"/>
@@ -5691,13 +5488,13 @@
         <w:t>7</w:t>
       </w:r>
       <w:r>
-        <w:t>.1   Organização em Camadas (</w:t>
-      </w:r>
-      <w:proofErr w:type="spellStart"/>
-      <w:r>
-        <w:t>class_diagram.puml</w:t>
-      </w:r>
-      <w:proofErr w:type="spellEnd"/>
+        <w:t>.1   Organização em Camadas (class_</w:t>
+      </w:r>
+      <w:proofErr w:type="gramStart"/>
+      <w:r>
+        <w:t>diagram.puml</w:t>
+      </w:r>
+      <w:proofErr w:type="gramEnd"/>
       <w:r>
         <w:t>)</w:t>
       </w:r>
@@ -5732,13 +5529,13 @@
         <w:t>refletida</w:t>
       </w:r>
       <w:r>
-        <w:t xml:space="preserve"> no diagrama de classes (</w:t>
-      </w:r>
-      <w:proofErr w:type="spellStart"/>
-      <w:r>
-        <w:t>class_diagram.puml</w:t>
-      </w:r>
-      <w:proofErr w:type="spellEnd"/>
+        <w:t xml:space="preserve"> no diagrama de classes (class_</w:t>
+      </w:r>
+      <w:proofErr w:type="gramStart"/>
+      <w:r>
+        <w:t>diagram.puml</w:t>
+      </w:r>
+      <w:proofErr w:type="gramEnd"/>
       <w:r>
         <w:t>):</w:t>
       </w:r>
@@ -5752,13 +5549,8 @@
         </w:numPr>
         <w:spacing w:before="40" w:after="40"/>
       </w:pPr>
-      <w:proofErr w:type="spellStart"/>
-      <w:r>
-        <w:t>Model</w:t>
-      </w:r>
-      <w:proofErr w:type="spellEnd"/>
-      <w:r>
-        <w:t xml:space="preserve"> — classes de dados puras: Piloto, Equipa, Veículo, Corrida, Participação.</w:t>
+      <w:r>
+        <w:t>Model — classes de dados puras: Piloto, Equipa, Veículo, Corrida, Participação.</w:t>
       </w:r>
     </w:p>
     <w:p>
@@ -5770,21 +5562,8 @@
         </w:numPr>
         <w:spacing w:before="40" w:after="40"/>
       </w:pPr>
-      <w:proofErr w:type="spellStart"/>
-      <w:r>
-        <w:t>Store</w:t>
-      </w:r>
-      <w:proofErr w:type="spellEnd"/>
-      <w:r>
-        <w:t xml:space="preserve"> — classes de persistência em ficheiros binários (*</w:t>
-      </w:r>
-      <w:proofErr w:type="spellStart"/>
-      <w:r>
-        <w:t>Store.h</w:t>
-      </w:r>
-      <w:proofErr w:type="spellEnd"/>
-      <w:r>
-        <w:t xml:space="preserve"> / *Store.cpp).</w:t>
+      <w:r>
+        <w:t>Store — classes de persistência em ficheiros binários (*Store.h / *Store.cpp).</w:t>
       </w:r>
     </w:p>
     <w:p>
@@ -5796,21 +5575,8 @@
         </w:numPr>
         <w:spacing w:before="40" w:after="40"/>
       </w:pPr>
-      <w:proofErr w:type="spellStart"/>
-      <w:r>
-        <w:t>Controller</w:t>
-      </w:r>
-      <w:proofErr w:type="spellEnd"/>
-      <w:r>
-        <w:t xml:space="preserve"> — classes com a lógica de negócio e validação (*</w:t>
-      </w:r>
-      <w:proofErr w:type="spellStart"/>
-      <w:r>
-        <w:t>Controller.h</w:t>
-      </w:r>
-      <w:proofErr w:type="spellEnd"/>
-      <w:r>
-        <w:t xml:space="preserve"> / *Controller.cpp).</w:t>
+      <w:r>
+        <w:t>Controller — classes com a lógica de negócio e validação (*Controller.h / *Controller.cpp).</w:t>
       </w:r>
     </w:p>
     <w:p>
@@ -5829,15 +5595,7 @@
         <w:t>interação</w:t>
       </w:r>
       <w:r>
-        <w:t xml:space="preserve"> com o utilizador via consola (*</w:t>
-      </w:r>
-      <w:proofErr w:type="spellStart"/>
-      <w:r>
-        <w:t>UI.h</w:t>
-      </w:r>
-      <w:proofErr w:type="spellEnd"/>
-      <w:r>
-        <w:t xml:space="preserve"> / *UI.cpp) e a classe Menu.</w:t>
+        <w:t xml:space="preserve"> com o utilizador via consola (*UI.h / *UI.cpp) e a classe Menu.</w:t>
       </w:r>
     </w:p>
     <w:p>
@@ -5846,39 +5604,7 @@
         <w:jc w:val="both"/>
       </w:pPr>
       <w:r>
-        <w:t xml:space="preserve">As dependências seguem sempre o sentido UI → </w:t>
-      </w:r>
-      <w:proofErr w:type="spellStart"/>
-      <w:r>
-        <w:t>Controller</w:t>
-      </w:r>
-      <w:proofErr w:type="spellEnd"/>
-      <w:r>
-        <w:t xml:space="preserve"> → </w:t>
-      </w:r>
-      <w:proofErr w:type="spellStart"/>
-      <w:r>
-        <w:t>Store</w:t>
-      </w:r>
-      <w:proofErr w:type="spellEnd"/>
-      <w:r>
-        <w:t xml:space="preserve"> → </w:t>
-      </w:r>
-      <w:proofErr w:type="spellStart"/>
-      <w:r>
-        <w:t>Model</w:t>
-      </w:r>
-      <w:proofErr w:type="spellEnd"/>
-      <w:r>
-        <w:t xml:space="preserve">, garantindo a separação de responsabilidades e facilitando os testes unitários a implementar na pasta </w:t>
-      </w:r>
-      <w:proofErr w:type="spellStart"/>
-      <w:r>
-        <w:t>ProjectTester</w:t>
-      </w:r>
-      <w:proofErr w:type="spellEnd"/>
-      <w:r>
-        <w:t>.</w:t>
+        <w:t>As dependências seguem sempre o sentido UI → Controller → Store → Model, garantindo a separação de responsabilidades e facilitando os testes unitários a implementar na pasta ProjectTester.</w:t>
       </w:r>
     </w:p>
     <w:p>
@@ -5889,13 +5615,13 @@
         <w:t>7</w:t>
       </w:r>
       <w:r>
-        <w:t>.2   Estrutura de Pacotes  (</w:t>
-      </w:r>
-      <w:proofErr w:type="spellStart"/>
-      <w:r>
-        <w:t>package_diagram.puml</w:t>
-      </w:r>
-      <w:proofErr w:type="spellEnd"/>
+        <w:t>.2   Estrutura de Pacotes (package_</w:t>
+      </w:r>
+      <w:proofErr w:type="gramStart"/>
+      <w:r>
+        <w:t>diagram.puml</w:t>
+      </w:r>
+      <w:proofErr w:type="gramEnd"/>
       <w:r>
         <w:t>)</w:t>
       </w:r>
@@ -5906,23 +5632,15 @@
         <w:jc w:val="both"/>
       </w:pPr>
       <w:r>
-        <w:t>O diagrama de pacotes (</w:t>
-      </w:r>
-      <w:proofErr w:type="spellStart"/>
-      <w:r>
-        <w:t>package_diagram.puml</w:t>
-      </w:r>
-      <w:proofErr w:type="spellEnd"/>
-      <w:r>
-        <w:t xml:space="preserve">) complementa o diagrama de classes ao mostrar a organização física dos ficheiros fonte dentro da pasta Project, as dependências entre pacotes e os ficheiros de dados binários gerados em </w:t>
-      </w:r>
-      <w:proofErr w:type="spellStart"/>
-      <w:r>
-        <w:t>runtime</w:t>
-      </w:r>
-      <w:proofErr w:type="spellEnd"/>
-      <w:r>
-        <w:t xml:space="preserve"> na pasta data/.</w:t>
+        <w:t>O diagrama de pacotes (package_</w:t>
+      </w:r>
+      <w:proofErr w:type="gramStart"/>
+      <w:r>
+        <w:t>diagram.puml</w:t>
+      </w:r>
+      <w:proofErr w:type="gramEnd"/>
+      <w:r>
+        <w:t>) complementa o diagrama de classes ao mostrar a organização física dos ficheiros fonte dentro da pasta Project, as dependências entre pacotes e os ficheiros de dados binários gerados em runtime na pasta data/.</w:t>
       </w:r>
     </w:p>
     <w:p>
@@ -6036,13 +5754,8 @@
             </w:tcMar>
           </w:tcPr>
           <w:p>
-            <w:proofErr w:type="spellStart"/>
-            <w:r>
-              <w:t>model</w:t>
-            </w:r>
-            <w:proofErr w:type="spellEnd"/>
-            <w:r>
-              <w:t>/</w:t>
+            <w:r>
+              <w:t>model/</w:t>
             </w:r>
           </w:p>
         </w:tc>
@@ -6059,23 +5772,15 @@
           </w:tcPr>
           <w:p>
             <w:r>
-              <w:t xml:space="preserve">Piloto, Equipa, Veiculo, Corrida, </w:t>
-            </w:r>
-            <w:proofErr w:type="spellStart"/>
-            <w:r>
-              <w:t>Participacao</w:t>
-            </w:r>
-            <w:proofErr w:type="spellEnd"/>
-            <w:r>
-              <w:t xml:space="preserve"> (.h / .</w:t>
-            </w:r>
-            <w:proofErr w:type="spellStart"/>
-            <w:r>
-              <w:t>cpp</w:t>
-            </w:r>
-            <w:proofErr w:type="spellEnd"/>
-            <w:r>
-              <w:t>)</w:t>
+              <w:t xml:space="preserve">Piloto, Equipa, </w:t>
+            </w:r>
+            <w:proofErr w:type="gramStart"/>
+            <w:r>
+              <w:t>Veiculo</w:t>
+            </w:r>
+            <w:proofErr w:type="gramEnd"/>
+            <w:r>
+              <w:t>, Corrida, Participacao (.h / .cpp)</w:t>
             </w:r>
           </w:p>
         </w:tc>
@@ -6093,13 +5798,8 @@
             </w:tcMar>
           </w:tcPr>
           <w:p>
-            <w:proofErr w:type="spellStart"/>
-            <w:r>
-              <w:t>controller</w:t>
-            </w:r>
-            <w:proofErr w:type="spellEnd"/>
-            <w:r>
-              <w:t>/</w:t>
+            <w:r>
+              <w:t>controller/</w:t>
             </w:r>
           </w:p>
         </w:tc>
@@ -6115,53 +5815,8 @@
             </w:tcMar>
           </w:tcPr>
           <w:p>
-            <w:proofErr w:type="spellStart"/>
-            <w:r>
-              <w:t>PilotoController</w:t>
-            </w:r>
-            <w:proofErr w:type="spellEnd"/>
-            <w:r>
-              <w:t xml:space="preserve">, </w:t>
-            </w:r>
-            <w:proofErr w:type="spellStart"/>
-            <w:r>
-              <w:t>EquipaController</w:t>
-            </w:r>
-            <w:proofErr w:type="spellEnd"/>
-            <w:r>
-              <w:t xml:space="preserve">, </w:t>
-            </w:r>
-            <w:proofErr w:type="spellStart"/>
-            <w:r>
-              <w:t>VeiculoController</w:t>
-            </w:r>
-            <w:proofErr w:type="spellEnd"/>
-            <w:r>
-              <w:t xml:space="preserve">, </w:t>
-            </w:r>
-            <w:proofErr w:type="spellStart"/>
-            <w:r>
-              <w:t>CorridaController</w:t>
-            </w:r>
-            <w:proofErr w:type="spellEnd"/>
-            <w:r>
-              <w:t xml:space="preserve">, </w:t>
-            </w:r>
-            <w:proofErr w:type="spellStart"/>
-            <w:r>
-              <w:t>ParticipacaoController</w:t>
-            </w:r>
-            <w:proofErr w:type="spellEnd"/>
-            <w:r>
-              <w:t xml:space="preserve"> (.h / .</w:t>
-            </w:r>
-            <w:proofErr w:type="spellStart"/>
-            <w:r>
-              <w:t>cpp</w:t>
-            </w:r>
-            <w:proofErr w:type="spellEnd"/>
-            <w:r>
-              <w:t>)</w:t>
+            <w:r>
+              <w:t>PilotoController, EquipaController, VeiculoController, CorridaController, ParticipacaoController (.h / .cpp)</w:t>
             </w:r>
           </w:p>
         </w:tc>
@@ -6179,13 +5834,8 @@
             </w:tcMar>
           </w:tcPr>
           <w:p>
-            <w:proofErr w:type="spellStart"/>
-            <w:r>
-              <w:t>store</w:t>
-            </w:r>
-            <w:proofErr w:type="spellEnd"/>
-            <w:r>
-              <w:t>/</w:t>
+            <w:r>
+              <w:t>store/</w:t>
             </w:r>
           </w:p>
         </w:tc>
@@ -6201,53 +5851,8 @@
             </w:tcMar>
           </w:tcPr>
           <w:p>
-            <w:proofErr w:type="spellStart"/>
-            <w:r>
-              <w:t>PilotoStore</w:t>
-            </w:r>
-            <w:proofErr w:type="spellEnd"/>
-            <w:r>
-              <w:t xml:space="preserve">, </w:t>
-            </w:r>
-            <w:proofErr w:type="spellStart"/>
-            <w:r>
-              <w:t>EquipaStore</w:t>
-            </w:r>
-            <w:proofErr w:type="spellEnd"/>
-            <w:r>
-              <w:t xml:space="preserve">, </w:t>
-            </w:r>
-            <w:proofErr w:type="spellStart"/>
-            <w:r>
-              <w:t>VeiculoStore</w:t>
-            </w:r>
-            <w:proofErr w:type="spellEnd"/>
-            <w:r>
-              <w:t xml:space="preserve">, </w:t>
-            </w:r>
-            <w:proofErr w:type="spellStart"/>
-            <w:r>
-              <w:t>CorridaStore</w:t>
-            </w:r>
-            <w:proofErr w:type="spellEnd"/>
-            <w:r>
-              <w:t xml:space="preserve">, </w:t>
-            </w:r>
-            <w:proofErr w:type="spellStart"/>
-            <w:r>
-              <w:t>ParticipacaoStore</w:t>
-            </w:r>
-            <w:proofErr w:type="spellEnd"/>
-            <w:r>
-              <w:t xml:space="preserve"> (.h / .</w:t>
-            </w:r>
-            <w:proofErr w:type="spellStart"/>
-            <w:r>
-              <w:t>cpp</w:t>
-            </w:r>
-            <w:proofErr w:type="spellEnd"/>
-            <w:r>
-              <w:t>)</w:t>
+            <w:r>
+              <w:t>PilotoStore, EquipaStore, VeiculoStore, CorridaStore, ParticipacaoStore (.h / .cpp)</w:t>
             </w:r>
           </w:p>
         </w:tc>
@@ -6283,55 +5888,7 @@
           </w:tcPr>
           <w:p>
             <w:r>
-              <w:t xml:space="preserve">Menu, </w:t>
-            </w:r>
-            <w:proofErr w:type="spellStart"/>
-            <w:r>
-              <w:t>PilotoUI</w:t>
-            </w:r>
-            <w:proofErr w:type="spellEnd"/>
-            <w:r>
-              <w:t xml:space="preserve">, </w:t>
-            </w:r>
-            <w:proofErr w:type="spellStart"/>
-            <w:r>
-              <w:t>EquipaUI</w:t>
-            </w:r>
-            <w:proofErr w:type="spellEnd"/>
-            <w:r>
-              <w:t xml:space="preserve">, </w:t>
-            </w:r>
-            <w:proofErr w:type="spellStart"/>
-            <w:r>
-              <w:t>VeiculoUI</w:t>
-            </w:r>
-            <w:proofErr w:type="spellEnd"/>
-            <w:r>
-              <w:t xml:space="preserve">, </w:t>
-            </w:r>
-            <w:proofErr w:type="spellStart"/>
-            <w:r>
-              <w:t>CorridaUI</w:t>
-            </w:r>
-            <w:proofErr w:type="spellEnd"/>
-            <w:r>
-              <w:t xml:space="preserve">, </w:t>
-            </w:r>
-            <w:proofErr w:type="spellStart"/>
-            <w:r>
-              <w:t>ParticipacaoUI</w:t>
-            </w:r>
-            <w:proofErr w:type="spellEnd"/>
-            <w:r>
-              <w:t xml:space="preserve"> (.h / .</w:t>
-            </w:r>
-            <w:proofErr w:type="spellStart"/>
-            <w:r>
-              <w:t>cpp</w:t>
-            </w:r>
-            <w:proofErr w:type="spellEnd"/>
-            <w:r>
-              <w:t>)</w:t>
+              <w:t>Menu, PilotoUI, EquipaUI, VeiculoUI, CorridaUI, ParticipacaoUI (.h / .cpp)</w:t>
             </w:r>
           </w:p>
         </w:tc>
@@ -6367,31 +5924,7 @@
           </w:tcPr>
           <w:p>
             <w:r>
-              <w:t xml:space="preserve">Ficheiros binários gerados em </w:t>
-            </w:r>
-            <w:proofErr w:type="spellStart"/>
-            <w:r>
-              <w:t>runtime</w:t>
-            </w:r>
-            <w:proofErr w:type="spellEnd"/>
-            <w:r>
-              <w:t xml:space="preserve"> (</w:t>
-            </w:r>
-            <w:proofErr w:type="spellStart"/>
-            <w:r>
-              <w:t>pilotos.bin</w:t>
-            </w:r>
-            <w:proofErr w:type="spellEnd"/>
-            <w:r>
-              <w:t xml:space="preserve">, </w:t>
-            </w:r>
-            <w:proofErr w:type="spellStart"/>
-            <w:r>
-              <w:t>equipas.bin</w:t>
-            </w:r>
-            <w:proofErr w:type="spellEnd"/>
-            <w:r>
-              <w:t>, etc.)</w:t>
+              <w:t>Ficheiros binários gerados em runtime (pilotos.bin, equipas.bin, etc.)</w:t>
             </w:r>
           </w:p>
         </w:tc>
@@ -6411,14 +5944,7 @@
           <w:b/>
           <w:bCs/>
         </w:rPr>
-        <w:t>Figura 3</w:t>
-      </w:r>
-      <w:r>
-        <w:rPr>
-          <w:b/>
-          <w:bCs/>
-        </w:rPr>
-        <w:t xml:space="preserve">. </w:t>
+        <w:t xml:space="preserve">Figura 3. </w:t>
       </w:r>
       <w:r>
         <w:rPr>
@@ -6428,6 +5954,9 @@
         <w:t>Diagrama de Pacotes da Arquitetura do Sistema</w:t>
       </w:r>
       <w:r>
+        <w:rPr>
+          <w:noProof/>
+        </w:rPr>
         <w:drawing>
           <wp:anchor distT="0" distB="0" distL="114300" distR="114300" simplePos="0" relativeHeight="251660288" behindDoc="0" locked="0" layoutInCell="1" allowOverlap="1" wp14:anchorId="53982C46" wp14:editId="57CF55CC">
             <wp:simplePos x="0" y="0"/>
@@ -6510,15 +6039,7 @@
         <w:tab/>
       </w:r>
       <w:r>
-        <w:t xml:space="preserve">Paulo </w:t>
-      </w:r>
-      <w:proofErr w:type="spellStart"/>
-      <w:r>
-        <w:t>Baltarejo</w:t>
-      </w:r>
-      <w:proofErr w:type="spellEnd"/>
-      <w:r>
-        <w:t xml:space="preserve"> Sousa</w:t>
+        <w:t>Paulo Baltarejo Sousa</w:t>
       </w:r>
       <w:r>
         <w:t xml:space="preserve">, </w:t>
@@ -6527,39 +6048,7 @@
         <w:t xml:space="preserve">Carlos </w:t>
       </w:r>
       <w:r>
-        <w:t xml:space="preserve">Freitas: </w:t>
-      </w:r>
-      <w:proofErr w:type="spellStart"/>
-      <w:r>
-        <w:t>Requirements</w:t>
-      </w:r>
-      <w:proofErr w:type="spellEnd"/>
-      <w:r>
-        <w:t xml:space="preserve"> </w:t>
-      </w:r>
-      <w:proofErr w:type="spellStart"/>
-      <w:r>
-        <w:t>Engineering</w:t>
-      </w:r>
-      <w:proofErr w:type="spellEnd"/>
-      <w:r>
-        <w:t>/</w:t>
-      </w:r>
-      <w:proofErr w:type="spellStart"/>
-      <w:r>
-        <w:t>Analysis</w:t>
-      </w:r>
-      <w:proofErr w:type="spellEnd"/>
-      <w:r>
-        <w:t xml:space="preserve"> — FSOFT TP </w:t>
-      </w:r>
-      <w:proofErr w:type="spellStart"/>
-      <w:r>
-        <w:t>Week</w:t>
-      </w:r>
-      <w:proofErr w:type="spellEnd"/>
-      <w:r>
-        <w:t xml:space="preserve"> 4. ISEP, Porto (2025).</w:t>
+        <w:t>Freitas: Requirements Engineering/Analysis — FSOFT TP Week 4. ISEP, Porto (2025).</w:t>
       </w:r>
     </w:p>
     <w:sectPr>
@@ -6573,7 +6062,7 @@
 </file>
 
 <file path=word/numbering.xml><?xml version="1.0" encoding="utf-8"?>
-<w:numbering xmlns:wpc="http://schemas.microsoft.com/office/word/2010/wordprocessingCanvas" xmlns:cx="http://schemas.microsoft.com/office/drawing/2014/chartex" xmlns:cx1="http://schemas.microsoft.com/office/drawing/2015/9/8/chartex" xmlns:cx2="http://schemas.microsoft.com/office/drawing/2015/10/21/chartex" xmlns:cx3="http://schemas.microsoft.com/office/drawing/2016/5/9/chartex" xmlns:cx4="http://schemas.microsoft.com/office/drawing/2016/5/10/chartex" xmlns:cx5="http://schemas.microsoft.com/office/drawing/2016/5/11/chartex" xmlns:cx6="http://schemas.microsoft.com/office/drawing/2016/5/12/chartex" xmlns:cx7="http://schemas.microsoft.com/office/drawing/2016/5/13/chartex" xmlns:cx8="http://schemas.microsoft.com/office/drawing/2016/5/14/chartex" xmlns:mc="http://schemas.openxmlformats.org/markup-compatibility/2006" xmlns:aink="http://schemas.microsoft.com/office/drawing/2016/ink" xmlns:am3d="http://schemas.microsoft.com/office/drawing/2017/model3d" xmlns:o="urn:schemas-microsoft-com:office:office" xmlns:r="http://schemas.openxmlformats.org/officeDocument/2006/relationships" xmlns:m="http://schemas.openxmlformats.org/officeDocument/2006/math" xmlns:v="urn:schemas-microsoft-com:vml" xmlns:wp14="http://schemas.microsoft.com/office/word/2010/wordprocessingDrawing" xmlns:wp="http://schemas.openxmlformats.org/drawingml/2006/wordprocessingDrawing" xmlns:w10="urn:schemas-microsoft-com:office:word" xmlns:w="http://schemas.openxmlformats.org/wordprocessingml/2006/main" xmlns:w14="http://schemas.microsoft.com/office/word/2010/wordml" xmlns:w15="http://schemas.microsoft.com/office/word/2012/wordml" xmlns:w16cex="http://schemas.microsoft.com/office/word/2018/wordml/cex" xmlns:w16cid="http://schemas.microsoft.com/office/word/2016/wordml/cid" xmlns:w16="http://schemas.microsoft.com/office/word/2018/wordml" xmlns:w16sdtdh="http://schemas.microsoft.com/office/word/2020/wordml/sdtdatahash" xmlns:w16se="http://schemas.microsoft.com/office/word/2015/wordml/symex" xmlns:wpg="http://schemas.microsoft.com/office/word/2010/wordprocessingGroup" xmlns:wpi="http://schemas.microsoft.com/office/word/2010/wordprocessingInk" xmlns:wne="http://schemas.microsoft.com/office/word/2006/wordml" xmlns:wps="http://schemas.microsoft.com/office/word/2010/wordprocessingShape" mc:Ignorable="w14 w15 w16se w16cid w16 w16cex w16sdtdh wp14">
+<w:numbering xmlns:wpc="http://schemas.microsoft.com/office/word/2010/wordprocessingCanvas" xmlns:cx="http://schemas.microsoft.com/office/drawing/2014/chartex" xmlns:cx1="http://schemas.microsoft.com/office/drawing/2015/9/8/chartex" xmlns:cx2="http://schemas.microsoft.com/office/drawing/2015/10/21/chartex" xmlns:cx3="http://schemas.microsoft.com/office/drawing/2016/5/9/chartex" xmlns:cx4="http://schemas.microsoft.com/office/drawing/2016/5/10/chartex" xmlns:cx5="http://schemas.microsoft.com/office/drawing/2016/5/11/chartex" xmlns:cx6="http://schemas.microsoft.com/office/drawing/2016/5/12/chartex" xmlns:cx7="http://schemas.microsoft.com/office/drawing/2016/5/13/chartex" xmlns:cx8="http://schemas.microsoft.com/office/drawing/2016/5/14/chartex" xmlns:mc="http://schemas.openxmlformats.org/markup-compatibility/2006" xmlns:aink="http://schemas.microsoft.com/office/drawing/2016/ink" xmlns:am3d="http://schemas.microsoft.com/office/drawing/2017/model3d" xmlns:o="urn:schemas-microsoft-com:office:office" xmlns:oel="http://schemas.microsoft.com/office/2019/extlst" xmlns:r="http://schemas.openxmlformats.org/officeDocument/2006/relationships" xmlns:m="http://schemas.openxmlformats.org/officeDocument/2006/math" xmlns:v="urn:schemas-microsoft-com:vml" xmlns:wp14="http://schemas.microsoft.com/office/word/2010/wordprocessingDrawing" xmlns:wp="http://schemas.openxmlformats.org/drawingml/2006/wordprocessingDrawing" xmlns:w10="urn:schemas-microsoft-com:office:word" xmlns:w="http://schemas.openxmlformats.org/wordprocessingml/2006/main" xmlns:w14="http://schemas.microsoft.com/office/word/2010/wordml" xmlns:w15="http://schemas.microsoft.com/office/word/2012/wordml" xmlns:w16cex="http://schemas.microsoft.com/office/word/2018/wordml/cex" xmlns:w16cid="http://schemas.microsoft.com/office/word/2016/wordml/cid" xmlns:w16="http://schemas.microsoft.com/office/word/2018/wordml" xmlns:w16du="http://schemas.microsoft.com/office/word/2023/wordml/word16du" xmlns:w16sdtdh="http://schemas.microsoft.com/office/word/2020/wordml/sdtdatahash" xmlns:w16sdtfl="http://schemas.microsoft.com/office/word/2024/wordml/sdtformatlock" xmlns:w16se="http://schemas.microsoft.com/office/word/2015/wordml/symex" xmlns:wpg="http://schemas.microsoft.com/office/word/2010/wordprocessingGroup" xmlns:wpi="http://schemas.microsoft.com/office/word/2010/wordprocessingInk" xmlns:wne="http://schemas.microsoft.com/office/word/2006/wordml" xmlns:wps="http://schemas.microsoft.com/office/word/2010/wordprocessingShape" mc:Ignorable="w14 w15 w16se w16cid w16 w16cex w16sdtdh w16sdtfl w16du wp14">
   <w:abstractNum w:abstractNumId="0" w15:restartNumberingAfterBreak="0">
     <w:nsid w:val="0492782A"/>
     <w:multiLevelType w:val="hybridMultilevel"/>
@@ -7101,41 +6590,41 @@
       </w:pPr>
     </w:lvl>
   </w:abstractNum>
-  <w:num w:numId="1">
+  <w:num w:numId="1" w16cid:durableId="1437364670">
     <w:abstractNumId w:val="5"/>
     <w:lvlOverride w:ilvl="0">
       <w:startOverride w:val="1"/>
     </w:lvlOverride>
   </w:num>
-  <w:num w:numId="2">
+  <w:num w:numId="2" w16cid:durableId="1774012275">
     <w:abstractNumId w:val="4"/>
     <w:lvlOverride w:ilvl="0">
       <w:startOverride w:val="1"/>
     </w:lvlOverride>
   </w:num>
-  <w:num w:numId="3">
+  <w:num w:numId="3" w16cid:durableId="894200388">
     <w:abstractNumId w:val="0"/>
     <w:lvlOverride w:ilvl="0">
       <w:startOverride w:val="1"/>
     </w:lvlOverride>
   </w:num>
-  <w:num w:numId="4">
+  <w:num w:numId="4" w16cid:durableId="985939058">
     <w:abstractNumId w:val="3"/>
   </w:num>
-  <w:num w:numId="5">
+  <w:num w:numId="5" w16cid:durableId="1902712459">
     <w:abstractNumId w:val="4"/>
   </w:num>
-  <w:num w:numId="6">
+  <w:num w:numId="6" w16cid:durableId="1045367632">
     <w:abstractNumId w:val="1"/>
   </w:num>
-  <w:num w:numId="7">
+  <w:num w:numId="7" w16cid:durableId="1640115286">
     <w:abstractNumId w:val="2"/>
   </w:num>
 </w:numbering>
 </file>
 
 <file path=word/styles.xml><?xml version="1.0" encoding="utf-8"?>
-<w:styles xmlns:mc="http://schemas.openxmlformats.org/markup-compatibility/2006" xmlns:r="http://schemas.openxmlformats.org/officeDocument/2006/relationships" xmlns:w="http://schemas.openxmlformats.org/wordprocessingml/2006/main" xmlns:w14="http://schemas.microsoft.com/office/word/2010/wordml" xmlns:w15="http://schemas.microsoft.com/office/word/2012/wordml" xmlns:w16cex="http://schemas.microsoft.com/office/word/2018/wordml/cex" xmlns:w16cid="http://schemas.microsoft.com/office/word/2016/wordml/cid" xmlns:w16="http://schemas.microsoft.com/office/word/2018/wordml" xmlns:w16sdtdh="http://schemas.microsoft.com/office/word/2020/wordml/sdtdatahash" xmlns:w16se="http://schemas.microsoft.com/office/word/2015/wordml/symex" mc:Ignorable="w14 w15 w16se w16cid w16 w16cex w16sdtdh">
+<w:styles xmlns:mc="http://schemas.openxmlformats.org/markup-compatibility/2006" xmlns:r="http://schemas.openxmlformats.org/officeDocument/2006/relationships" xmlns:w="http://schemas.openxmlformats.org/wordprocessingml/2006/main" xmlns:w14="http://schemas.microsoft.com/office/word/2010/wordml" xmlns:w15="http://schemas.microsoft.com/office/word/2012/wordml" xmlns:w16cex="http://schemas.microsoft.com/office/word/2018/wordml/cex" xmlns:w16cid="http://schemas.microsoft.com/office/word/2016/wordml/cid" xmlns:w16="http://schemas.microsoft.com/office/word/2018/wordml" xmlns:w16du="http://schemas.microsoft.com/office/word/2023/wordml/word16du" xmlns:w16sdtdh="http://schemas.microsoft.com/office/word/2020/wordml/sdtdatahash" xmlns:w16sdtfl="http://schemas.microsoft.com/office/word/2024/wordml/sdtformatlock" xmlns:w16se="http://schemas.microsoft.com/office/word/2015/wordml/symex" mc:Ignorable="w14 w15 w16se w16cid w16 w16cex w16sdtdh w16sdtfl w16du">
   <w:docDefaults>
     <w:rPrDefault>
       <w:rPr>
